--- a/evidence/2026-10-25/docs/04_CRLM_Standard_Guidance_Aligned_Protocol_v12.docx
+++ b/evidence/2026-10-25/docs/04_CRLM_Standard_Guidance_Aligned_Protocol_v12.docx
@@ -9,7 +9,7 @@
         <w:widowControl/>
       </w:pPr>
       <w:r>
-        <w:t xml:space="preserve">UTHealth Houston / Memorial Hermann — Colorectal liver metastases Standard / Guidance-Aligned Transplant Protocol V12</w:t>
+        <w:t xml:space="preserve">UTHealth Houston / Memorial Hermann — Colorectal liver metastases Standard / Guidance-Aligned Transplant Protocol</w:t>
       </w:r>
     </w:p>
     <w:p>
@@ -2289,6 +2289,264 @@
     <w:p>
       <w:pPr>
         <w:pStyle w:val="Heading3"/>
+        <w:widowControl/>
+        <w:keepNext/>
+      </w:pPr>
+      <w:r>
+        <w:t xml:space="preserve">Systemic treatment evidence and transplant boundaries</w:t>
+      </w:r>
+    </w:p>
+    <w:p>
+      <w:pPr>
+        <w:pStyle w:val="Normal"/>
+        <w:widowControl/>
+        <w:spacing w:after="120"/>
+      </w:pPr>
+      <w:r>
+        <w:t xml:space="preserve">Later-line efficacy does not define persistent unresectability. HPB MDT must document why complete clearance of every original disease site cannot be achieved with a credible resection/ablation strategy, liver reserve and staged options. Treated/nonviable lesions alone are not proof of active unresectable disease. Preserve all biology, extrahepatic and allocation gates.</w:t>
+      </w:r>
+    </w:p>
+    <w:p>
+      <w:pPr>
+        <w:pStyle w:val="Heading4"/>
+        <w:widowControl/>
+        <w:keepNext/>
+      </w:pPr>
+      <w:r>
+        <w:t xml:space="preserve">MOUNTAINEER final: HER2-positive CRC</w:t>
+      </w:r>
+    </w:p>
+    <w:p>
+      <w:pPr>
+        <w:pStyle w:val="Normal"/>
+        <w:widowControl/>
+        <w:spacing w:after="120"/>
+      </w:pPr>
+      <w:r>
+        <w:t xml:space="preserve">Use local validated HER2 IHC3+, IHC2+/ISH+, or qualifying tissue amplification with RAS wild type and prior-treatment review. A negative plasma result may require tissue testing. Response can prompt HPB reassessment but does not establish persistent unresectability or transplant benefit.</w:t>
+      </w:r>
+      <w:r>
+        <w:t xml:space="preserve"> </w:t>
+      </w:r>
+      <w:r>
+        <w:fldChar w:fldCharType="begin"/>
+      </w:r>
+      <w:r>
+        <w:instrText xml:space="preserve"> ADDIN EN.CITE </w:instrText>
+      </w:r>
+      <w:r>
+        <w:fldChar w:fldCharType="begin">
+          <w:fldData>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</w:fldData>
+        </w:fldChar>
+      </w:r>
+      <w:r>
+        <w:instrText xml:space="preserve"> ADDIN EN.CITE.DATA </w:instrText>
+      </w:r>
+      <w:r>
+        <w:fldChar w:fldCharType="end"/>
+      </w:r>
+      <w:r>
+        <w:fldChar w:fldCharType="separate"/>
+      </w:r>
+      <w:r>
+        <w:t xml:space="preserve">[V12-23]</w:t>
+      </w:r>
+      <w:r>
+        <w:fldChar w:fldCharType="end"/>
+      </w:r>
+      <w:r>
+        <w:br/>
+      </w:r>
+      <w:hyperlink r:id="rId88">
+        <w:r>
+          <w:rPr>
+            <w:color w:val="0563C1"/>
+            <w:u w:val="single"/>
+          </w:rPr>
+          <w:t>Source</w:t>
+        </w:r>
+      </w:hyperlink>
+      <w:r>
+        <w:t xml:space="preserve"> · </w:t>
+      </w:r>
+      <w:hyperlink r:id="rId89">
+        <w:r>
+          <w:rPr>
+            <w:color w:val="0563C1"/>
+            <w:u w:val="single"/>
+          </w:rPr>
+          <w:t>PDF</w:t>
+        </w:r>
+      </w:hyperlink>
+    </w:p>
+    <w:p>
+      <w:pPr>
+        <w:pStyle w:val="Heading4"/>
+        <w:widowControl/>
+        <w:keepNext/>
+      </w:pPr>
+      <w:r>
+        <w:t xml:space="preserve">SUNLIGHT: FTD/TPI plus bevacizumab</w:t>
+      </w:r>
+    </w:p>
+    <w:p>
+      <w:pPr>
+        <w:pStyle w:val="Normal"/>
+        <w:widowControl/>
+        <w:spacing w:after="120"/>
+      </w:pPr>
+      <w:r>
+        <w:t xml:space="preserve">Offer a later-line disease-control option when marrow reserve and anti-VEGF safety permit. Record bleeding, wound-healing and operative timing; do not translate disease control automatically into LT eligibility.</w:t>
+      </w:r>
+      <w:r>
+        <w:t xml:space="preserve"> </w:t>
+      </w:r>
+      <w:r>
+        <w:fldChar w:fldCharType="begin"/>
+      </w:r>
+      <w:r>
+        <w:instrText xml:space="preserve"> ADDIN EN.CITE </w:instrText>
+      </w:r>
+      <w:r>
+        <w:fldChar w:fldCharType="begin">
+          <w:fldData>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</w:fldData>
+        </w:fldChar>
+      </w:r>
+      <w:r>
+        <w:instrText xml:space="preserve"> ADDIN EN.CITE.DATA </w:instrText>
+      </w:r>
+      <w:r>
+        <w:fldChar w:fldCharType="end"/>
+      </w:r>
+      <w:r>
+        <w:fldChar w:fldCharType="separate"/>
+      </w:r>
+      <w:r>
+        <w:t xml:space="preserve">[V12-24]</w:t>
+      </w:r>
+      <w:r>
+        <w:fldChar w:fldCharType="end"/>
+      </w:r>
+      <w:r>
+        <w:br/>
+      </w:r>
+      <w:hyperlink r:id="rId90">
+        <w:r>
+          <w:rPr>
+            <w:color w:val="0563C1"/>
+            <w:u w:val="single"/>
+          </w:rPr>
+          <w:t>Source</w:t>
+        </w:r>
+      </w:hyperlink>
+      <w:r>
+        <w:t xml:space="preserve"> · </w:t>
+      </w:r>
+      <w:hyperlink r:id="rId91">
+        <w:r>
+          <w:rPr>
+            <w:color w:val="0563C1"/>
+            <w:u w:val="single"/>
+          </w:rPr>
+          <w:t>PDF</w:t>
+        </w:r>
+      </w:hyperlink>
+    </w:p>
+    <w:p>
+      <w:pPr>
+        <w:pStyle w:val="Heading4"/>
+        <w:widowControl/>
+        <w:keepNext/>
+      </w:pPr>
+      <w:r>
+        <w:t xml:space="preserve">FRESCO-2: fruquintinib</w:t>
+      </w:r>
+    </w:p>
+    <w:p>
+      <w:pPr>
+        <w:pStyle w:val="Normal"/>
+        <w:widowControl/>
+        <w:spacing w:after="120"/>
+      </w:pPr>
+      <w:r>
+        <w:t xml:space="preserve">Retain a later-line option with BP, proteinuria, hand–foot, bleeding/perforation and operative safety assessment. Not an evidence-based curative conversion strategy or new transplant-selection route.</w:t>
+      </w:r>
+      <w:r>
+        <w:t xml:space="preserve"> </w:t>
+      </w:r>
+      <w:r>
+        <w:fldChar w:fldCharType="begin"/>
+      </w:r>
+      <w:r>
+        <w:instrText xml:space="preserve"> ADDIN EN.CITE </w:instrText>
+      </w:r>
+      <w:r>
+        <w:fldChar w:fldCharType="begin">
+          <w:fldData>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</w:fldData>
+        </w:fldChar>
+      </w:r>
+      <w:r>
+        <w:instrText xml:space="preserve"> ADDIN EN.CITE.DATA </w:instrText>
+      </w:r>
+      <w:r>
+        <w:fldChar w:fldCharType="end"/>
+      </w:r>
+      <w:r>
+        <w:fldChar w:fldCharType="separate"/>
+      </w:r>
+      <w:r>
+        <w:t xml:space="preserve">[V12-25]</w:t>
+      </w:r>
+      <w:r>
+        <w:fldChar w:fldCharType="end"/>
+      </w:r>
+      <w:r>
+        <w:br/>
+      </w:r>
+      <w:hyperlink r:id="rId92">
+        <w:r>
+          <w:rPr>
+            <w:color w:val="0563C1"/>
+            <w:u w:val="single"/>
+          </w:rPr>
+          <w:t>Source</w:t>
+        </w:r>
+      </w:hyperlink>
+      <w:r>
+        <w:t xml:space="preserve"> · </w:t>
+      </w:r>
+      <w:hyperlink r:id="rId93">
+        <w:r>
+          <w:rPr>
+            <w:color w:val="0563C1"/>
+            <w:u w:val="single"/>
+          </w:rPr>
+          <w:t>PDF</w:t>
+        </w:r>
+      </w:hyperlink>
+    </w:p>
+    <w:p>
+      <w:pPr>
+        <w:pStyle w:val="Normal"/>
+        <w:widowControl/>
+        <w:spacing w:after="120"/>
+      </w:pPr>
+      <w:r>
+        <w:t xml:space="preserve">Treatment comparisons and detailed regimen evidence: </w:t>
+      </w:r>
+      <w:hyperlink r:id="rId87">
+        <w:r>
+          <w:rPr>
+            <w:color w:val="0563C1"/>
+            <w:u w:val="single"/>
+          </w:rPr>
+          <w:t>Cross-tumor systemic matrix</w:t>
+        </w:r>
+      </w:hyperlink>
+    </w:p>
+    <w:p>
+      <w:pPr>
+        <w:pStyle w:val="Heading3"/>
         <w:keepNext/>
         <w:widowControl/>
       </w:pPr>
@@ -3265,16 +3523,16 @@
         <w:widowControl/>
       </w:pPr>
       <w:r>
-        <w:t xml:space="preserve">Full-text evidence update — interpret within the standard boundary</w:t>
-      </w:r>
-    </w:p>
-    <w:p>
-      <w:pPr>
-        <w:pStyle w:val="Normal"/>
-        <w:widowControl/>
-      </w:pPr>
-      <w:r>
-        <w:t xml:space="preserve">The following new full-text findings qualify outcome counseling and operational decisions. Evidence from expanded or experimental cohorts does not enlarge this standard pathway. For proposed boundary changes, use the separately linked OPEN meeting record.</w:t>
+        <w:t xml:space="preserve">Outcome evidence within the standard pathway</w:t>
+      </w:r>
+    </w:p>
+    <w:p>
+      <w:pPr>
+        <w:pStyle w:val="Normal"/>
+        <w:widowControl/>
+      </w:pPr>
+      <w:r>
+        <w:t xml:space="preserve">The following findings qualify outcome counseling and operational decisions. Evidence from expanded or experimental cohorts does not enlarge this standard pathway. For proposed boundary changes, use the separately linked OPEN meeting record.</w:t>
       </w:r>
     </w:p>
     <w:tbl>
@@ -6226,264 +6484,6 @@
         <w:keepNext/>
       </w:pPr>
       <w:r>
-        <w:t xml:space="preserve">V12 evidence-integrated treatment and reassessment</w:t>
-      </w:r>
-    </w:p>
-    <w:p>
-      <w:pPr>
-        <w:pStyle w:val="Normal"/>
-        <w:widowControl/>
-        <w:spacing w:after="120"/>
-      </w:pPr>
-      <w:r>
-        <w:t xml:space="preserve">Later-line efficacy does not define persistent unresectability. HPB MDT must document why complete clearance of every original disease site cannot be achieved with a credible resection/ablation strategy, liver reserve and staged options. Treated/nonviable lesions alone are not proof of active unresectable disease. Preserve all biology, extrahepatic and allocation gates.</w:t>
-      </w:r>
-    </w:p>
-    <w:p>
-      <w:pPr>
-        <w:pStyle w:val="Heading2"/>
-        <w:widowControl/>
-        <w:keepNext/>
-      </w:pPr>
-      <w:r>
-        <w:t xml:space="preserve">MOUNTAINEER final: HER2-positive CRC</w:t>
-      </w:r>
-    </w:p>
-    <w:p>
-      <w:pPr>
-        <w:pStyle w:val="Normal"/>
-        <w:widowControl/>
-        <w:spacing w:after="120"/>
-      </w:pPr>
-      <w:r>
-        <w:t xml:space="preserve">Use local validated HER2 IHC3+, IHC2+/ISH+, or qualifying tissue amplification with RAS wild type and prior-treatment review. A negative plasma result may require tissue testing. Response can prompt HPB reassessment but does not establish persistent unresectability or transplant benefit.</w:t>
-      </w:r>
-      <w:r>
-        <w:t xml:space="preserve"> </w:t>
-      </w:r>
-      <w:r>
-        <w:fldChar w:fldCharType="begin"/>
-      </w:r>
-      <w:r>
-        <w:instrText xml:space="preserve"> ADDIN EN.CITE </w:instrText>
-      </w:r>
-      <w:r>
-        <w:fldChar w:fldCharType="begin">
-          <w:fldData>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</w:fldData>
-        </w:fldChar>
-      </w:r>
-      <w:r>
-        <w:instrText xml:space="preserve"> ADDIN EN.CITE.DATA </w:instrText>
-      </w:r>
-      <w:r>
-        <w:fldChar w:fldCharType="end"/>
-      </w:r>
-      <w:r>
-        <w:fldChar w:fldCharType="separate"/>
-      </w:r>
-      <w:r>
-        <w:t xml:space="preserve">[V12-23]</w:t>
-      </w:r>
-      <w:r>
-        <w:fldChar w:fldCharType="end"/>
-      </w:r>
-      <w:r>
-        <w:br/>
-      </w:r>
-      <w:hyperlink r:id="rId88">
-        <w:r>
-          <w:rPr>
-            <w:color w:val="0563C1"/>
-            <w:u w:val="single"/>
-          </w:rPr>
-          <w:t>Source</w:t>
-        </w:r>
-      </w:hyperlink>
-      <w:r>
-        <w:t xml:space="preserve"> · </w:t>
-      </w:r>
-      <w:hyperlink r:id="rId89">
-        <w:r>
-          <w:rPr>
-            <w:color w:val="0563C1"/>
-            <w:u w:val="single"/>
-          </w:rPr>
-          <w:t>PDF</w:t>
-        </w:r>
-      </w:hyperlink>
-    </w:p>
-    <w:p>
-      <w:pPr>
-        <w:pStyle w:val="Heading2"/>
-        <w:widowControl/>
-        <w:keepNext/>
-      </w:pPr>
-      <w:r>
-        <w:t xml:space="preserve">SUNLIGHT: FTD/TPI plus bevacizumab</w:t>
-      </w:r>
-    </w:p>
-    <w:p>
-      <w:pPr>
-        <w:pStyle w:val="Normal"/>
-        <w:widowControl/>
-        <w:spacing w:after="120"/>
-      </w:pPr>
-      <w:r>
-        <w:t xml:space="preserve">Offer a later-line disease-control option when marrow reserve and anti-VEGF safety permit. Record bleeding, wound-healing and operative timing; do not translate disease control automatically into LT eligibility.</w:t>
-      </w:r>
-      <w:r>
-        <w:t xml:space="preserve"> </w:t>
-      </w:r>
-      <w:r>
-        <w:fldChar w:fldCharType="begin"/>
-      </w:r>
-      <w:r>
-        <w:instrText xml:space="preserve"> ADDIN EN.CITE </w:instrText>
-      </w:r>
-      <w:r>
-        <w:fldChar w:fldCharType="begin">
-          <w:fldData>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</w:fldData>
-        </w:fldChar>
-      </w:r>
-      <w:r>
-        <w:instrText xml:space="preserve"> ADDIN EN.CITE.DATA </w:instrText>
-      </w:r>
-      <w:r>
-        <w:fldChar w:fldCharType="end"/>
-      </w:r>
-      <w:r>
-        <w:fldChar w:fldCharType="separate"/>
-      </w:r>
-      <w:r>
-        <w:t xml:space="preserve">[V12-24]</w:t>
-      </w:r>
-      <w:r>
-        <w:fldChar w:fldCharType="end"/>
-      </w:r>
-      <w:r>
-        <w:br/>
-      </w:r>
-      <w:hyperlink r:id="rId90">
-        <w:r>
-          <w:rPr>
-            <w:color w:val="0563C1"/>
-            <w:u w:val="single"/>
-          </w:rPr>
-          <w:t>Source</w:t>
-        </w:r>
-      </w:hyperlink>
-      <w:r>
-        <w:t xml:space="preserve"> · </w:t>
-      </w:r>
-      <w:hyperlink r:id="rId91">
-        <w:r>
-          <w:rPr>
-            <w:color w:val="0563C1"/>
-            <w:u w:val="single"/>
-          </w:rPr>
-          <w:t>PDF</w:t>
-        </w:r>
-      </w:hyperlink>
-    </w:p>
-    <w:p>
-      <w:pPr>
-        <w:pStyle w:val="Heading2"/>
-        <w:widowControl/>
-        <w:keepNext/>
-      </w:pPr>
-      <w:r>
-        <w:t xml:space="preserve">FRESCO-2: fruquintinib</w:t>
-      </w:r>
-    </w:p>
-    <w:p>
-      <w:pPr>
-        <w:pStyle w:val="Normal"/>
-        <w:widowControl/>
-        <w:spacing w:after="120"/>
-      </w:pPr>
-      <w:r>
-        <w:t xml:space="preserve">Retain a later-line option with BP, proteinuria, hand–foot, bleeding/perforation and operative safety assessment. Not an evidence-based curative conversion strategy or new transplant-selection route.</w:t>
-      </w:r>
-      <w:r>
-        <w:t xml:space="preserve"> </w:t>
-      </w:r>
-      <w:r>
-        <w:fldChar w:fldCharType="begin"/>
-      </w:r>
-      <w:r>
-        <w:instrText xml:space="preserve"> ADDIN EN.CITE </w:instrText>
-      </w:r>
-      <w:r>
-        <w:fldChar w:fldCharType="begin">
-          <w:fldData>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</w:fldData>
-        </w:fldChar>
-      </w:r>
-      <w:r>
-        <w:instrText xml:space="preserve"> ADDIN EN.CITE.DATA </w:instrText>
-      </w:r>
-      <w:r>
-        <w:fldChar w:fldCharType="end"/>
-      </w:r>
-      <w:r>
-        <w:fldChar w:fldCharType="separate"/>
-      </w:r>
-      <w:r>
-        <w:t xml:space="preserve">[V12-25]</w:t>
-      </w:r>
-      <w:r>
-        <w:fldChar w:fldCharType="end"/>
-      </w:r>
-      <w:r>
-        <w:br/>
-      </w:r>
-      <w:hyperlink r:id="rId92">
-        <w:r>
-          <w:rPr>
-            <w:color w:val="0563C1"/>
-            <w:u w:val="single"/>
-          </w:rPr>
-          <w:t>Source</w:t>
-        </w:r>
-      </w:hyperlink>
-      <w:r>
-        <w:t xml:space="preserve"> · </w:t>
-      </w:r>
-      <w:hyperlink r:id="rId93">
-        <w:r>
-          <w:rPr>
-            <w:color w:val="0563C1"/>
-            <w:u w:val="single"/>
-          </w:rPr>
-          <w:t>PDF</w:t>
-        </w:r>
-      </w:hyperlink>
-    </w:p>
-    <w:p>
-      <w:pPr>
-        <w:pStyle w:val="Normal"/>
-        <w:widowControl/>
-        <w:spacing w:after="120"/>
-      </w:pPr>
-      <w:r>
-        <w:t xml:space="preserve">Treatment comparisons and detailed regimen evidence: </w:t>
-      </w:r>
-      <w:hyperlink r:id="rId87">
-        <w:r>
-          <w:rPr>
-            <w:color w:val="0563C1"/>
-            <w:u w:val="single"/>
-          </w:rPr>
-          <w:t>Cross-tumor systemic matrix</w:t>
-        </w:r>
-      </w:hyperlink>
-    </w:p>
-    <w:p>
-      <w:pPr>
-        <w:pStyle w:val="Heading1"/>
-        <w:widowControl/>
-        <w:keepNext/>
-      </w:pPr>
-      <w:r>
         <w:t xml:space="preserve">References</w:t>
       </w:r>
     </w:p>
@@ -7356,7 +7356,7 @@
         <w:keepNext/>
       </w:pPr>
       <w:r>
-        <w:t xml:space="preserve">V12 revision note</w:t>
+        <w:t xml:space="preserve">Revision history</w:t>
       </w:r>
     </w:p>
     <w:p>
@@ -7377,6 +7377,14 @@
       </w:pPr>
       <w:r>
         <w:t xml:space="preserve">Review scope: all pages of the 14 newly supplied main PDFs were read; separately linked supplements and every older retained reference were not reread. Existing formatting and prior material are retained. New clinical proposals remain OPEN. Live EndNote field structures and document-specific XML/RIS exports are included; native Word/EndNote CWYW execution has not been verified.</w:t>
+      </w:r>
+    </w:p>
+    <w:p>
+      <w:pPr>
+        <w:pStyle w:val="Normal"/>
+      </w:pPr>
+      <w:r>
+        <w:t>26 October 2026, 09:30 CDT. Presentation revision: removed release-specific emphasis and grouped evidence with the clinical question it informs. Website navigation is separate from patient findings; selecting a topic or opening a care plan does not establish eligibility. Clinical thresholds, negative results, uncertainty, source links, EndNote field data and OPEN decision status are retained.</w:t>
       </w:r>
     </w:p>
     <w:sectPr>
